--- a/Заключение рецензента.docx
+++ b/Заключение рецензента.docx
@@ -1,7 +1,6 @@
 
 <file path=word/document.xml><?xml version="1.0" encoding="utf-8"?>
-<w:document xmlns:wpc="http://schemas.microsoft.com/office/word/2010/wordprocessingCanvas" xmlns:cx="http://schemas.microsoft.com/office/drawing/2014/chartex" xmlns:cx1="http://schemas.microsoft.com/office/drawing/2015/9/8/chartex" xmlns:cx2="http://schemas.microsoft.com/office/drawing/2015/10/21/chartex" xmlns:cx3="http://schemas.microsoft.com/office/drawing/2016/5/9/chartex" xmlns:cx4="http://schemas.microsoft.com/office/drawing/2016/5/10/chartex" xmlns:cx5="http://schemas.microsoft.com/office/drawing/2016/5/11/chartex" xmlns:mc="http://schemas.openxmlformats.org/markup-compatibility/2006" xmlns:o="urn:schemas-microsoft-com:office:office" xmlns:r="http://schemas.openxmlformats.org/officeDocument/2006/relationships" xmlns:m="http://schemas.openxmlformats.org/officeDocument/2006/math" xmlns:v="urn:schemas-microsoft-com:vml" xmlns:wp14="http://schemas.microsoft.com/office/word/2010/wordprocessingDrawing" xmlns:wp="http://schemas.openxmlformats.org/drawingml/2006/wordprocessingDrawing" xmlns:w10="urn:schemas-microsoft-com:office:word" xmlns:w="http://schemas.openxmlformats.org/wordprocessingml/2006/main" xmlns:w14="http://schemas.microsoft.com/office/word/2010/wordml" xmlns:w15="http://schemas.microsoft.com/office/word/2012/wordml" xmlns:wne="http://schemas.microsoft.com/office/word/2006/wordml" xmlns:wpg="http://schemas.microsoft.com/office/word/2010/wordprocessingGroup" xmlns:wpi="http://schemas.microsoft.com/office/word/2010/wordprocessingInk" xmlns:wps="http://schemas.microsoft.com/office/word/2010/wordprocessingShape" mc:Ignorable="w14 w15 wp14">
-  <!-- Generated by Aspose.Words for .NET 24.2.0 -->
+<w:document xmlns:wpc="http://schemas.microsoft.com/office/word/2010/wordprocessingCanvas" xmlns:cx="http://schemas.microsoft.com/office/drawing/2014/chartex" xmlns:cx1="http://schemas.microsoft.com/office/drawing/2015/9/8/chartex" xmlns:cx2="http://schemas.microsoft.com/office/drawing/2015/10/21/chartex" xmlns:cx3="http://schemas.microsoft.com/office/drawing/2016/5/9/chartex" xmlns:cx4="http://schemas.microsoft.com/office/drawing/2016/5/10/chartex" xmlns:cx5="http://schemas.microsoft.com/office/drawing/2016/5/11/chartex" xmlns:cx6="http://schemas.microsoft.com/office/drawing/2016/5/12/chartex" xmlns:cx7="http://schemas.microsoft.com/office/drawing/2016/5/13/chartex" xmlns:cx8="http://schemas.microsoft.com/office/drawing/2016/5/14/chartex" xmlns:mc="http://schemas.openxmlformats.org/markup-compatibility/2006" xmlns:aink="http://schemas.microsoft.com/office/drawing/2016/ink" xmlns:am3d="http://schemas.microsoft.com/office/drawing/2017/model3d" xmlns:o="urn:schemas-microsoft-com:office:office" xmlns:oel="http://schemas.microsoft.com/office/2019/extlst" xmlns:r="http://schemas.openxmlformats.org/officeDocument/2006/relationships" xmlns:m="http://schemas.openxmlformats.org/officeDocument/2006/math" xmlns:v="urn:schemas-microsoft-com:vml" xmlns:wp14="http://schemas.microsoft.com/office/word/2010/wordprocessingDrawing" xmlns:wp="http://schemas.openxmlformats.org/drawingml/2006/wordprocessingDrawing" xmlns:w10="urn:schemas-microsoft-com:office:word" xmlns:w="http://schemas.openxmlformats.org/wordprocessingml/2006/main" xmlns:w14="http://schemas.microsoft.com/office/word/2010/wordml" xmlns:w15="http://schemas.microsoft.com/office/word/2012/wordml" xmlns:w16cex="http://schemas.microsoft.com/office/word/2018/wordml/cex" xmlns:w16cid="http://schemas.microsoft.com/office/word/2016/wordml/cid" xmlns:w16="http://schemas.microsoft.com/office/word/2018/wordml" xmlns:w16sdtdh="http://schemas.microsoft.com/office/word/2020/wordml/sdtdatahash" xmlns:w16se="http://schemas.microsoft.com/office/word/2015/wordml/symex" xmlns:wpg="http://schemas.microsoft.com/office/word/2010/wordprocessingGroup" xmlns:wpi="http://schemas.microsoft.com/office/word/2010/wordprocessingInk" xmlns:wne="http://schemas.microsoft.com/office/word/2006/wordml" xmlns:wps="http://schemas.microsoft.com/office/word/2010/wordprocessingShape" mc:Ignorable="w14 w15 w16se w16cid w16 w16cex w16sdtdh wp14">
   <w:body>
     <w:p>
       <w:pPr>
@@ -46,7 +45,7 @@
           <w:szCs w:val="20"/>
         </w:rPr>
         <w:drawing>
-          <wp:anchor distT="0" distB="0" distL="114300" distR="114300" simplePos="0" relativeHeight="251660288" behindDoc="0" locked="0" layoutInCell="1" allowOverlap="1">
+          <wp:anchor distT="0" distB="0" distL="114300" distR="114300" simplePos="0" relativeHeight="251660288" behindDoc="0" locked="0" layoutInCell="1" allowOverlap="1" wp14:anchorId="7A64AF22" wp14:editId="039F9335">
             <wp:simplePos x="0" y="0"/>
             <wp:positionH relativeFrom="column">
               <wp:posOffset>8255</wp:posOffset>
@@ -71,7 +70,7 @@
                     </pic:cNvPicPr>
                   </pic:nvPicPr>
                   <pic:blipFill>
-                    <a:blip xmlns:r="http://schemas.openxmlformats.org/officeDocument/2006/relationships" r:embed="rId5" cstate="print"/>
+                    <a:blip r:embed="rId5" cstate="print"/>
                     <a:stretch>
                       <a:fillRect/>
                     </a:stretch>
@@ -108,7 +107,7 @@
           <w:szCs w:val="20"/>
         </w:rPr>
         <w:drawing>
-          <wp:anchor distT="0" distB="0" distL="114300" distR="114300" simplePos="0" relativeHeight="251661312" behindDoc="0" locked="0" layoutInCell="1" allowOverlap="1">
+          <wp:anchor distT="0" distB="0" distL="114300" distR="114300" simplePos="0" relativeHeight="251661312" behindDoc="0" locked="0" layoutInCell="1" allowOverlap="1" wp14:anchorId="1BDF195E" wp14:editId="58DCFF11">
             <wp:simplePos x="0" y="0"/>
             <wp:positionH relativeFrom="column">
               <wp:posOffset>8255</wp:posOffset>
@@ -133,7 +132,7 @@
                     </pic:cNvPicPr>
                   </pic:nvPicPr>
                   <pic:blipFill>
-                    <a:blip xmlns:r="http://schemas.openxmlformats.org/officeDocument/2006/relationships" r:embed="rId5" cstate="print"/>
+                    <a:blip r:embed="rId5" cstate="print"/>
                     <a:stretch>
                       <a:fillRect/>
                     </a:stretch>
@@ -349,7 +348,7 @@
     </w:p>
     <w:p>
       <w:pPr>
-        <w:pStyle w:val="a2"/>
+        <w:pStyle w:val="af0"/>
         <w:spacing w:line="360" w:lineRule="auto"/>
         <w:jc w:val="center"/>
         <w:rPr>
@@ -368,7 +367,7 @@
         <mc:AlternateContent>
           <mc:Choice Requires="wps">
             <w:drawing>
-              <wp:anchor distT="12065" distB="11430" distL="12065" distR="11430" simplePos="0" relativeHeight="251659264" behindDoc="0" locked="0" layoutInCell="0" allowOverlap="1">
+              <wp:anchor distT="12065" distB="11430" distL="12065" distR="11430" simplePos="0" relativeHeight="251659264" behindDoc="0" locked="0" layoutInCell="0" allowOverlap="1" wp14:anchorId="313219CD" wp14:editId="6A149327">
                 <wp:simplePos x="0" y="0"/>
                 <wp:positionH relativeFrom="column">
                   <wp:posOffset>-27940</wp:posOffset>
@@ -383,7 +382,7 @@
                 <wp:cNvGraphicFramePr/>
                 <a:graphic xmlns:a="http://schemas.openxmlformats.org/drawingml/2006/main">
                   <a:graphicData uri="http://schemas.microsoft.com/office/word/2010/wordprocessingShape">
-                    <wps:wsp xmlns:wps="http://schemas.microsoft.com/office/word/2010/wordprocessingShape">
+                    <wps:wsp>
                       <wps:cNvCnPr/>
                       <wps:spPr>
                         <a:xfrm>
@@ -537,34 +536,16 @@
       <w:r>
         <w:rPr>
           <w:rFonts w:ascii="Times New Roman" w:hAnsi="Times New Roman"/>
-          <w:b/>
-          <w:sz w:val="24"/>
-          <w:u w:val="single"/>
-        </w:rPr>
-        <w:tab/>
-      </w:r>
-      <w:r>
-        <w:rPr>
-          <w:rFonts w:ascii="Times New Roman" w:hAnsi="Times New Roman"/>
-          <w:b/>
-          <w:sz w:val="24"/>
-          <w:u w:val="single"/>
-        </w:rPr>
-        <w:tab/>
-      </w:r>
-      <w:r>
-        <w:rPr>
-          <w:rFonts w:ascii="Times New Roman" w:hAnsi="Times New Roman"/>
-          <w:b/>
-          <w:sz w:val="24"/>
-          <w:u w:val="single"/>
-        </w:rPr>
-        <w:tab/>
-      </w:r>
-      <w:r>
-        <w:rPr>
-          <w:rFonts w:ascii="Times New Roman" w:hAnsi="Times New Roman"/>
-          <w:b/>
+          <w:bCs/>
+          <w:sz w:val="24"/>
+          <w:u w:val="single"/>
+        </w:rPr>
+        <w:t>Муханов Дмитрий Ильич</w:t>
+      </w:r>
+      <w:r>
+        <w:rPr>
+          <w:rFonts w:ascii="Times New Roman" w:hAnsi="Times New Roman"/>
+          <w:bCs/>
           <w:sz w:val="24"/>
           <w:u w:val="single"/>
         </w:rPr>
@@ -942,7 +923,80 @@
           <w:szCs w:val="24"/>
           <w:u w:val="single"/>
         </w:rPr>
-        <w:t xml:space="preserve">                                   </w:t>
+        <w:t xml:space="preserve">  </w:t>
+      </w:r>
+      <w:r>
+        <w:rPr>
+          <w:rFonts w:ascii="Times New Roman" w:eastAsia="OGPNU+TimesNewRomanPSMT" w:hAnsi="Times New Roman" w:cs="OGPNU+TimesNewRomanPSMT"/>
+          <w:b/>
+          <w:bCs/>
+          <w:color w:val="000000"/>
+          <w:sz w:val="24"/>
+          <w:szCs w:val="24"/>
+          <w:u w:val="single"/>
+        </w:rPr>
+        <w:t xml:space="preserve"> </w:t>
+      </w:r>
+      <w:r>
+        <w:rPr>
+          <w:sz w:val="24"/>
+          <w:szCs w:val="24"/>
+          <w:u w:val="single"/>
+        </w:rPr>
+        <w:t>М8О</w:t>
+      </w:r>
+      <w:r>
+        <w:rPr>
+          <w:sz w:val="24"/>
+          <w:szCs w:val="24"/>
+          <w:u w:val="single"/>
+        </w:rPr>
+        <w:t>-209СВ</w:t>
+      </w:r>
+      <w:r>
+        <w:rPr>
+          <w:sz w:val="24"/>
+          <w:szCs w:val="24"/>
+          <w:u w:val="single"/>
+        </w:rPr>
+        <w:t>-</w:t>
+      </w:r>
+      <w:r>
+        <w:rPr>
+          <w:sz w:val="24"/>
+          <w:szCs w:val="24"/>
+          <w:u w:val="single"/>
+        </w:rPr>
+        <w:t xml:space="preserve">24  </w:t>
+      </w:r>
+      <w:r>
+        <w:rPr>
+          <w:sz w:val="24"/>
+          <w:szCs w:val="24"/>
+          <w:u w:val="single"/>
+        </w:rPr>
+        <w:t xml:space="preserve"> </w:t>
+      </w:r>
+      <w:r>
+        <w:rPr>
+          <w:b/>
+          <w:sz w:val="24"/>
+          <w:szCs w:val="24"/>
+          <w:u w:val="single"/>
+        </w:rPr>
+        <w:t xml:space="preserve"> </w:t>
+      </w:r>
+      <w:r>
+        <w:rPr>
+          <w:rFonts w:ascii="Times New Roman" w:eastAsia="OGPNU+TimesNewRomanPSMT" w:hAnsi="Times New Roman" w:cs="OGPNU+TimesNewRomanPSMT"/>
+          <w:b/>
+          <w:bCs/>
+          <w:color w:val="000000"/>
+          <w:sz w:val="24"/>
+          <w:szCs w:val="24"/>
+          <w:u w:val="single"/>
+        </w:rPr>
+        <w:t xml:space="preserve">         </w:t>
       </w:r>
       <w:r>
         <w:rPr>
@@ -1048,6 +1102,53 @@
           <w:szCs w:val="24"/>
         </w:rPr>
         <w:t>е</w:t>
+      </w:r>
+      <w:r>
+        <w:rPr>
+          <w:rFonts w:ascii="Times New Roman" w:eastAsia="OGPNU+TimesNewRomanPSMT" w:hAnsi="Times New Roman" w:cs="OGPNU+TimesNewRomanPSMT"/>
+          <w:b/>
+          <w:bCs/>
+          <w:color w:val="000000"/>
+          <w:sz w:val="24"/>
+          <w:szCs w:val="24"/>
+        </w:rPr>
+        <w:t xml:space="preserve"> </w:t>
+      </w:r>
+      <w:r>
+        <w:rPr>
+          <w:bCs/>
+          <w:sz w:val="24"/>
+          <w:szCs w:val="24"/>
+          <w:u w:val="single"/>
+        </w:rPr>
+        <w:t>02.0</w:t>
+      </w:r>
+      <w:r>
+        <w:rPr>
+          <w:bCs/>
+          <w:sz w:val="24"/>
+          <w:szCs w:val="24"/>
+          <w:u w:val="single"/>
+        </w:rPr>
+        <w:t>4</w:t>
+      </w:r>
+      <w:r>
+        <w:rPr>
+          <w:bCs/>
+          <w:sz w:val="24"/>
+          <w:szCs w:val="24"/>
+          <w:u w:val="single"/>
+        </w:rPr>
+        <w:t xml:space="preserve">.02 </w:t>
+      </w:r>
+      <w:r>
+        <w:rPr>
+          <w:bCs/>
+          <w:sz w:val="24"/>
+          <w:szCs w:val="24"/>
+          <w:u w:val="single"/>
+        </w:rPr>
+        <w:t>Фундаментальная информатика и информационные технологии</w:t>
       </w:r>
       <w:r>
         <w:rPr>
@@ -1225,6 +1326,18 @@
           <w:szCs w:val="24"/>
           <w:u w:val="single"/>
         </w:rPr>
+        <w:t>Информатика и компьютерные науки</w:t>
+      </w:r>
+      <w:r>
+        <w:rPr>
+          <w:rFonts w:ascii="Times New Roman" w:eastAsia="OGPNU+TimesNewRomanPSMT" w:hAnsi="Times New Roman" w:cs="OGPNU+TimesNewRomanPSMT"/>
+          <w:b/>
+          <w:bCs/>
+          <w:color w:val="000000"/>
+          <w:sz w:val="24"/>
+          <w:szCs w:val="24"/>
+          <w:u w:val="single"/>
+        </w:rPr>
         <w:tab/>
       </w:r>
       <w:r>
@@ -1412,7 +1525,7 @@
     </w:p>
     <w:p>
       <w:pPr>
-        <w:pStyle w:val="a2"/>
+        <w:pStyle w:val="af0"/>
         <w:spacing w:line="360" w:lineRule="auto"/>
         <w:ind w:right="-143"/>
         <w:rPr>
@@ -1441,138 +1554,80 @@
       </w:r>
       <w:r>
         <w:rPr>
-          <w:b/>
-          <w:sz w:val="24"/>
-          <w:u w:val="single"/>
-          <w:lang w:val="ru-RU"/>
-        </w:rPr>
-        <w:tab/>
-      </w:r>
-      <w:r>
-        <w:rPr>
-          <w:b/>
-          <w:sz w:val="24"/>
-          <w:u w:val="single"/>
-          <w:lang w:val="ru-RU"/>
-        </w:rPr>
-        <w:tab/>
-      </w:r>
-      <w:r>
-        <w:rPr>
-          <w:b/>
-          <w:sz w:val="24"/>
-          <w:u w:val="single"/>
-          <w:lang w:val="ru-RU"/>
-        </w:rPr>
-        <w:tab/>
-      </w:r>
-      <w:r>
-        <w:rPr>
-          <w:b/>
-          <w:sz w:val="24"/>
-          <w:u w:val="single"/>
-          <w:lang w:val="ru-RU"/>
-        </w:rPr>
-        <w:tab/>
-      </w:r>
-      <w:r>
-        <w:rPr>
-          <w:b/>
-          <w:sz w:val="24"/>
-          <w:u w:val="single"/>
-          <w:lang w:val="ru-RU"/>
-        </w:rPr>
-        <w:tab/>
-      </w:r>
-      <w:r>
-        <w:rPr>
-          <w:b/>
-          <w:sz w:val="24"/>
-          <w:u w:val="single"/>
-          <w:lang w:val="ru-RU"/>
-        </w:rPr>
-        <w:tab/>
-      </w:r>
-      <w:r>
-        <w:rPr>
-          <w:b/>
-          <w:sz w:val="24"/>
-          <w:u w:val="single"/>
-          <w:lang w:val="ru-RU"/>
-        </w:rPr>
-        <w:tab/>
-      </w:r>
-      <w:r>
-        <w:rPr>
-          <w:b/>
-          <w:sz w:val="24"/>
-          <w:u w:val="single"/>
-          <w:lang w:val="ru-RU"/>
-        </w:rPr>
-        <w:tab/>
-      </w:r>
-      <w:r>
-        <w:rPr>
-          <w:b/>
-          <w:sz w:val="24"/>
-          <w:u w:val="single"/>
-          <w:lang w:val="ru-RU"/>
-        </w:rPr>
-        <w:tab/>
-      </w:r>
-      <w:r>
-        <w:rPr>
-          <w:b/>
-          <w:sz w:val="24"/>
-          <w:u w:val="single"/>
-          <w:lang w:val="ru-RU"/>
-        </w:rPr>
-        <w:tab/>
-      </w:r>
-      <w:r>
-        <w:rPr>
-          <w:b/>
-          <w:sz w:val="24"/>
-          <w:u w:val="single"/>
-          <w:lang w:val="ru-RU"/>
-        </w:rPr>
-        <w:tab/>
-      </w:r>
-      <w:r>
-        <w:rPr>
-          <w:b/>
-          <w:sz w:val="24"/>
-          <w:u w:val="single"/>
-          <w:lang w:val="ru-RU"/>
-        </w:rPr>
-        <w:tab/>
-      </w:r>
-      <w:r>
-        <w:rPr>
-          <w:b/>
-          <w:sz w:val="24"/>
-          <w:u w:val="single"/>
-          <w:lang w:val="ru-RU"/>
-        </w:rPr>
-        <w:tab/>
-      </w:r>
-      <w:r>
-        <w:rPr>
-          <w:b/>
-          <w:sz w:val="24"/>
-          <w:u w:val="single"/>
-          <w:lang w:val="ru-RU"/>
-        </w:rPr>
-        <w:tab/>
-      </w:r>
-      <w:r>
-        <w:rPr>
-          <w:b/>
-          <w:sz w:val="24"/>
-          <w:u w:val="single"/>
-          <w:lang w:val="ru-RU"/>
-        </w:rPr>
-        <w:tab/>
+          <w:spacing w:val="-2"/>
+          <w:sz w:val="24"/>
+          <w:u w:val="single"/>
+          <w:lang w:val="ru-RU"/>
+        </w:rPr>
+        <w:t>Асимптотический анализ алгоритма</w:t>
+      </w:r>
+      <w:r>
+        <w:rPr>
+          <w:spacing w:val="-2"/>
+          <w:sz w:val="24"/>
+          <w:u w:val="single"/>
+        </w:rPr>
+        <w:t> </w:t>
+      </w:r>
+      <w:r>
+        <w:rPr>
+          <w:spacing w:val="-2"/>
+          <w:sz w:val="24"/>
+          <w:u w:val="single"/>
+          <w:lang w:val="ru-RU"/>
+        </w:rPr>
+        <w:t>сортировки</w:t>
+      </w:r>
+      <w:r>
+        <w:rPr>
+          <w:spacing w:val="-2"/>
+          <w:sz w:val="24"/>
+          <w:u w:val="single"/>
+        </w:rPr>
+        <w:t> </w:t>
+      </w:r>
+      <w:r>
+        <w:rPr>
+          <w:spacing w:val="-2"/>
+          <w:sz w:val="24"/>
+          <w:u w:val="single"/>
+          <w:lang w:val="ru-RU"/>
+        </w:rPr>
+        <w:t>Бэтчера</w:t>
+      </w:r>
+      <w:r>
+        <w:rPr>
+          <w:spacing w:val="-2"/>
+          <w:sz w:val="24"/>
+          <w:u w:val="single"/>
+        </w:rPr>
+        <w:t> </w:t>
+      </w:r>
+      <w:r>
+        <w:rPr>
+          <w:spacing w:val="-2"/>
+          <w:sz w:val="24"/>
+          <w:u w:val="single"/>
+          <w:lang w:val="ru-RU"/>
+        </w:rPr>
+        <w:t>и</w:t>
+      </w:r>
+      <w:r>
+        <w:rPr>
+          <w:spacing w:val="-2"/>
+          <w:sz w:val="24"/>
+          <w:u w:val="single"/>
+        </w:rPr>
+        <w:t> </w:t>
+      </w:r>
+      <w:r>
+        <w:rPr>
+          <w:spacing w:val="-2"/>
+          <w:sz w:val="24"/>
+          <w:u w:val="single"/>
+          <w:lang w:val="ru-RU"/>
+        </w:rPr>
+        <w:t>его сравнение с классическими методами сортировки</w:t>
       </w:r>
       <w:r>
         <w:rPr>
@@ -1680,113 +1735,59 @@
         </w:rPr>
         <w:tab/>
       </w:r>
-      <w:r>
-        <w:rPr>
-          <w:rFonts w:ascii="Times New Roman" w:hAnsi="Times New Roman"/>
-          <w:b/>
-          <w:u w:val="single"/>
-        </w:rPr>
-        <w:tab/>
-      </w:r>
-      <w:r>
-        <w:rPr>
-          <w:rFonts w:ascii="Times New Roman" w:hAnsi="Times New Roman"/>
-          <w:b/>
-          <w:u w:val="single"/>
-        </w:rPr>
-        <w:tab/>
-      </w:r>
-      <w:r>
-        <w:rPr>
-          <w:rFonts w:ascii="Times New Roman" w:hAnsi="Times New Roman"/>
-          <w:b/>
-          <w:u w:val="single"/>
-        </w:rPr>
-        <w:tab/>
-      </w:r>
-      <w:r>
-        <w:rPr>
-          <w:rFonts w:ascii="Times New Roman" w:hAnsi="Times New Roman"/>
-          <w:b/>
-          <w:u w:val="single"/>
-        </w:rPr>
-        <w:tab/>
-      </w:r>
-      <w:r>
-        <w:rPr>
-          <w:rFonts w:ascii="Times New Roman" w:hAnsi="Times New Roman"/>
-          <w:b/>
-          <w:u w:val="single"/>
-        </w:rPr>
-        <w:tab/>
-      </w:r>
-      <w:r>
-        <w:rPr>
-          <w:rFonts w:ascii="Times New Roman" w:hAnsi="Times New Roman"/>
-          <w:b/>
-          <w:u w:val="single"/>
-        </w:rPr>
-        <w:tab/>
-      </w:r>
-      <w:r>
-        <w:rPr>
-          <w:rFonts w:ascii="Times New Roman" w:hAnsi="Times New Roman"/>
-          <w:b/>
-          <w:u w:val="single"/>
-        </w:rPr>
-        <w:tab/>
-      </w:r>
-      <w:r>
-        <w:rPr>
-          <w:rFonts w:ascii="Times New Roman" w:hAnsi="Times New Roman"/>
-          <w:b/>
-          <w:u w:val="single"/>
-        </w:rPr>
-        <w:tab/>
-      </w:r>
-      <w:r>
-        <w:rPr>
-          <w:rFonts w:ascii="Times New Roman" w:hAnsi="Times New Roman"/>
-          <w:b/>
-          <w:u w:val="single"/>
-        </w:rPr>
-        <w:tab/>
-      </w:r>
-      <w:r>
-        <w:rPr>
-          <w:rFonts w:ascii="Times New Roman" w:hAnsi="Times New Roman"/>
-          <w:b/>
-          <w:u w:val="single"/>
-        </w:rPr>
-        <w:tab/>
-      </w:r>
-      <w:r>
-        <w:rPr>
-          <w:rFonts w:ascii="Times New Roman" w:hAnsi="Times New Roman"/>
-          <w:b/>
-          <w:u w:val="single"/>
-        </w:rPr>
-        <w:tab/>
-      </w:r>
-      <w:r>
-        <w:rPr>
-          <w:rFonts w:ascii="Times New Roman" w:hAnsi="Times New Roman"/>
-          <w:b/>
-          <w:u w:val="single"/>
-        </w:rPr>
-        <w:tab/>
-      </w:r>
-      <w:r>
-        <w:rPr>
-          <w:rFonts w:ascii="Times New Roman" w:hAnsi="Times New Roman"/>
-          <w:u w:val="single"/>
-        </w:rPr>
-        <w:t xml:space="preserve">                                                                                                                                                                    </w:t>
-      </w:r>
-    </w:p>
-    <w:p>
-      <w:pPr>
-        <w:pStyle w:val="NoSpacing"/>
+      <w:proofErr w:type="spellStart"/>
+      <w:r>
+        <w:rPr>
+          <w:rFonts w:ascii="Times New Roman" w:hAnsi="Times New Roman"/>
+          <w:bCs/>
+          <w:u w:val="single"/>
+        </w:rPr>
+        <w:t>Мокряков</w:t>
+      </w:r>
+      <w:proofErr w:type="spellEnd"/>
+      <w:r>
+        <w:rPr>
+          <w:rFonts w:ascii="Times New Roman" w:hAnsi="Times New Roman"/>
+          <w:bCs/>
+          <w:u w:val="single"/>
+        </w:rPr>
+        <w:t xml:space="preserve"> Алексей Викторович, к. ф.-м. н., заведующий кафедрой искусственного интеллекта, прикладной математики и программирования, РГУ им. А. Н. Косыгина</w:t>
+      </w:r>
+      <w:r>
+        <w:rPr>
+          <w:rFonts w:ascii="Times New Roman" w:hAnsi="Times New Roman"/>
+          <w:bCs/>
+          <w:u w:val="single"/>
+        </w:rPr>
+        <w:tab/>
+      </w:r>
+      <w:r>
+        <w:rPr>
+          <w:rFonts w:ascii="Times New Roman" w:hAnsi="Times New Roman"/>
+          <w:b/>
+          <w:u w:val="single"/>
+        </w:rPr>
+        <w:tab/>
+      </w:r>
+      <w:r>
+        <w:rPr>
+          <w:rFonts w:ascii="Times New Roman" w:hAnsi="Times New Roman"/>
+          <w:b/>
+          <w:u w:val="single"/>
+        </w:rPr>
+        <w:tab/>
+      </w:r>
+      <w:r>
+        <w:rPr>
+          <w:rFonts w:ascii="Times New Roman" w:hAnsi="Times New Roman"/>
+          <w:u w:val="single"/>
+        </w:rPr>
+        <w:t xml:space="preserve"> </w:t>
+      </w:r>
+    </w:p>
+    <w:p>
+      <w:pPr>
+        <w:pStyle w:val="af1"/>
         <w:ind w:right="-143"/>
         <w:jc w:val="center"/>
         <w:rPr>
@@ -1812,682 +1813,443 @@
     </w:p>
     <w:p>
       <w:pPr>
+        <w:ind w:right="-143"/>
+        <w:rPr>
+          <w:rFonts w:ascii="Times New Roman" w:hAnsi="Times New Roman"/>
+          <w:b/>
+        </w:rPr>
+      </w:pPr>
+    </w:p>
+    <w:p>
+      <w:pPr>
+        <w:pStyle w:val="af0"/>
         <w:spacing w:line="360" w:lineRule="auto"/>
-        <w:ind w:right="-143"/>
         <w:jc w:val="both"/>
         <w:rPr>
-          <w:rFonts w:ascii="Times New Roman" w:hAnsi="Times New Roman"/>
-          <w:u w:val="single"/>
-        </w:rPr>
-      </w:pPr>
-      <w:r>
-        <w:rPr>
-          <w:rFonts w:ascii="Times New Roman" w:hAnsi="Times New Roman"/>
-          <w:u w:val="single"/>
-        </w:rPr>
-        <w:tab/>
-      </w:r>
-      <w:r>
-        <w:rPr>
-          <w:rFonts w:ascii="Times New Roman" w:hAnsi="Times New Roman"/>
-          <w:u w:val="single"/>
-        </w:rPr>
-        <w:tab/>
-      </w:r>
-      <w:r>
-        <w:rPr>
-          <w:rFonts w:ascii="Times New Roman" w:hAnsi="Times New Roman"/>
-          <w:u w:val="single"/>
-        </w:rPr>
-        <w:tab/>
-      </w:r>
-      <w:r>
-        <w:rPr>
-          <w:rFonts w:ascii="Times New Roman" w:hAnsi="Times New Roman"/>
-          <w:u w:val="single"/>
-        </w:rPr>
-        <w:tab/>
-      </w:r>
-      <w:r>
-        <w:rPr>
-          <w:rFonts w:ascii="Times New Roman" w:hAnsi="Times New Roman"/>
-          <w:u w:val="single"/>
-        </w:rPr>
-        <w:tab/>
-      </w:r>
-      <w:r>
-        <w:rPr>
-          <w:rFonts w:ascii="Times New Roman" w:hAnsi="Times New Roman"/>
-          <w:u w:val="single"/>
-        </w:rPr>
-        <w:tab/>
-      </w:r>
-      <w:r>
-        <w:rPr>
-          <w:rFonts w:ascii="Times New Roman" w:hAnsi="Times New Roman"/>
-          <w:u w:val="single"/>
-        </w:rPr>
-        <w:tab/>
-      </w:r>
-      <w:r>
-        <w:rPr>
-          <w:rFonts w:ascii="Times New Roman" w:hAnsi="Times New Roman"/>
-          <w:u w:val="single"/>
-        </w:rPr>
-        <w:tab/>
-      </w:r>
-      <w:r>
-        <w:rPr>
-          <w:rFonts w:ascii="Times New Roman" w:hAnsi="Times New Roman"/>
-          <w:u w:val="single"/>
-        </w:rPr>
-        <w:tab/>
-      </w:r>
-      <w:r>
-        <w:rPr>
-          <w:rFonts w:ascii="Times New Roman" w:hAnsi="Times New Roman"/>
-          <w:u w:val="single"/>
-        </w:rPr>
-        <w:tab/>
-      </w:r>
-      <w:r>
-        <w:rPr>
-          <w:rFonts w:ascii="Times New Roman" w:hAnsi="Times New Roman"/>
-          <w:u w:val="single"/>
-        </w:rPr>
-        <w:tab/>
-      </w:r>
-      <w:r>
-        <w:rPr>
-          <w:rFonts w:ascii="Times New Roman" w:hAnsi="Times New Roman"/>
-          <w:u w:val="single"/>
-        </w:rPr>
-        <w:tab/>
-      </w:r>
-      <w:r>
-        <w:rPr>
-          <w:rFonts w:ascii="Times New Roman" w:hAnsi="Times New Roman"/>
-          <w:u w:val="single"/>
-        </w:rPr>
-        <w:tab/>
-      </w:r>
-      <w:r>
-        <w:rPr>
-          <w:rFonts w:ascii="Times New Roman" w:hAnsi="Times New Roman"/>
-          <w:u w:val="single"/>
-        </w:rPr>
-        <w:tab/>
-      </w:r>
-    </w:p>
-    <w:p>
-      <w:pPr>
-        <w:ind w:right="-143"/>
-        <w:rPr>
-          <w:rFonts w:ascii="Times New Roman" w:hAnsi="Times New Roman"/>
-          <w:b/>
-        </w:rPr>
-      </w:pPr>
-    </w:p>
-    <w:p>
-      <w:pPr>
-        <w:pStyle w:val="a2"/>
+          <w:b/>
+          <w:u w:val="single"/>
+          <w:lang w:val="ru-RU"/>
+        </w:rPr>
+      </w:pPr>
+      <w:r>
+        <w:rPr>
+          <w:b/>
+          <w:bCs/>
+          <w:sz w:val="24"/>
+          <w:szCs w:val="24"/>
+          <w:lang w:val="ru-RU"/>
+        </w:rPr>
+        <w:t>Отмеченные достоинства</w:t>
+      </w:r>
+      <w:r>
+        <w:rPr>
+          <w:sz w:val="24"/>
+          <w:szCs w:val="24"/>
+          <w:lang w:val="ru-RU"/>
+        </w:rPr>
+        <w:t>:</w:t>
+      </w:r>
+      <w:bookmarkStart w:id="1" w:name="__DdeLink__16163_1432710916"/>
+      <w:r>
+        <w:rPr>
+          <w:sz w:val="24"/>
+          <w:szCs w:val="24"/>
+          <w:u w:val="single"/>
+          <w:lang w:val="ru-RU"/>
+        </w:rPr>
+        <w:tab/>
+      </w:r>
+      <w:r>
+        <w:rPr>
+          <w:sz w:val="24"/>
+          <w:szCs w:val="24"/>
+          <w:u w:val="single"/>
+          <w:lang w:val="ru-RU"/>
+        </w:rPr>
+        <w:tab/>
+      </w:r>
+      <w:r>
+        <w:rPr>
+          <w:sz w:val="24"/>
+          <w:szCs w:val="24"/>
+          <w:u w:val="single"/>
+          <w:lang w:val="ru-RU"/>
+        </w:rPr>
+        <w:tab/>
+      </w:r>
+      <w:r>
+        <w:rPr>
+          <w:sz w:val="24"/>
+          <w:szCs w:val="24"/>
+          <w:u w:val="single"/>
+          <w:lang w:val="ru-RU"/>
+        </w:rPr>
+        <w:t>работа содержит строгий вывод рекуррентных соотношений для сортировки Бэтчера и сопоставление с классическими алгоритмами сортировки. Теоретические результаты подтверждены программным экспериментом на Python</w:t>
+      </w:r>
+      <w:r>
+        <w:rPr>
+          <w:sz w:val="24"/>
+          <w:szCs w:val="24"/>
+          <w:u w:val="single"/>
+          <w:lang w:val="ru-RU"/>
+        </w:rPr>
+        <w:t xml:space="preserve"> </w:t>
+      </w:r>
+      <w:r>
+        <w:rPr>
+          <w:sz w:val="24"/>
+          <w:szCs w:val="24"/>
+          <w:u w:val="single"/>
+          <w:lang w:val="ru-RU"/>
+        </w:rPr>
+        <w:t xml:space="preserve">                                                                                                                                                                                                                                                                            </w:t>
+      </w:r>
+      <w:bookmarkEnd w:id="1"/>
+      <w:r>
+        <w:rPr>
+          <w:sz w:val="24"/>
+          <w:szCs w:val="24"/>
+          <w:u w:val="single"/>
+          <w:lang w:val="ru-RU"/>
+        </w:rPr>
+        <w:t xml:space="preserve">                                                                                                                                                                </w:t>
+      </w:r>
+    </w:p>
+    <w:p>
+      <w:pPr>
+        <w:rPr>
+          <w:rFonts w:ascii="Times New Roman" w:hAnsi="Times New Roman"/>
+          <w:b/>
+        </w:rPr>
+      </w:pPr>
+    </w:p>
+    <w:p>
+      <w:pPr>
+        <w:pStyle w:val="af0"/>
         <w:spacing w:line="360" w:lineRule="auto"/>
         <w:rPr>
-          <w:b/>
-          <w:u w:val="single"/>
-          <w:lang w:val="ru-RU"/>
-        </w:rPr>
-      </w:pPr>
-      <w:r>
-        <w:rPr>
-          <w:b/>
-          <w:bCs/>
-          <w:sz w:val="24"/>
-          <w:szCs w:val="24"/>
-          <w:lang w:val="ru-RU"/>
-        </w:rPr>
-        <w:t>Отмеченные достоинства</w:t>
-      </w:r>
-      <w:r>
-        <w:rPr>
-          <w:sz w:val="24"/>
-          <w:szCs w:val="24"/>
-          <w:lang w:val="ru-RU"/>
-        </w:rPr>
-        <w:t>:</w:t>
-      </w:r>
-      <w:bookmarkStart w:id="1" w:name="__DdeLink__16163_1432710916"/>
-      <w:r>
-        <w:rPr>
-          <w:sz w:val="24"/>
-          <w:szCs w:val="24"/>
-          <w:u w:val="single"/>
-          <w:lang w:val="ru-RU"/>
-        </w:rPr>
-        <w:tab/>
-      </w:r>
-      <w:r>
-        <w:rPr>
-          <w:sz w:val="24"/>
-          <w:szCs w:val="24"/>
-          <w:u w:val="single"/>
-          <w:lang w:val="ru-RU"/>
-        </w:rPr>
-        <w:tab/>
-      </w:r>
-      <w:r>
-        <w:rPr>
-          <w:sz w:val="24"/>
-          <w:szCs w:val="24"/>
-          <w:u w:val="single"/>
-          <w:lang w:val="ru-RU"/>
-        </w:rPr>
-        <w:tab/>
-      </w:r>
-      <w:r>
-        <w:rPr>
-          <w:sz w:val="24"/>
-          <w:szCs w:val="24"/>
-          <w:u w:val="single"/>
-          <w:lang w:val="ru-RU"/>
-        </w:rPr>
-        <w:tab/>
-      </w:r>
-      <w:r>
-        <w:rPr>
-          <w:sz w:val="24"/>
-          <w:szCs w:val="24"/>
-          <w:u w:val="single"/>
-          <w:lang w:val="ru-RU"/>
-        </w:rPr>
-        <w:tab/>
-      </w:r>
-      <w:r>
-        <w:rPr>
-          <w:sz w:val="24"/>
-          <w:szCs w:val="24"/>
-          <w:u w:val="single"/>
-          <w:lang w:val="ru-RU"/>
-        </w:rPr>
-        <w:tab/>
-      </w:r>
-      <w:r>
-        <w:rPr>
-          <w:sz w:val="24"/>
-          <w:szCs w:val="24"/>
-          <w:u w:val="single"/>
-          <w:lang w:val="ru-RU"/>
-        </w:rPr>
-        <w:tab/>
-      </w:r>
-      <w:r>
-        <w:rPr>
-          <w:sz w:val="24"/>
-          <w:szCs w:val="24"/>
-          <w:u w:val="single"/>
-          <w:lang w:val="ru-RU"/>
-        </w:rPr>
-        <w:tab/>
-      </w:r>
-      <w:r>
-        <w:rPr>
-          <w:sz w:val="24"/>
-          <w:szCs w:val="24"/>
-          <w:u w:val="single"/>
-          <w:lang w:val="ru-RU"/>
-        </w:rPr>
-        <w:tab/>
-      </w:r>
-      <w:r>
-        <w:rPr>
-          <w:sz w:val="24"/>
-          <w:szCs w:val="24"/>
-          <w:u w:val="single"/>
-          <w:lang w:val="ru-RU"/>
-        </w:rPr>
-        <w:tab/>
-      </w:r>
-      <w:r>
-        <w:rPr>
-          <w:sz w:val="24"/>
-          <w:szCs w:val="24"/>
-          <w:u w:val="single"/>
-          <w:lang w:val="ru-RU"/>
-        </w:rPr>
-        <w:tab/>
-      </w:r>
-      <w:r>
-        <w:rPr>
-          <w:sz w:val="24"/>
-          <w:szCs w:val="24"/>
-          <w:u w:val="single"/>
-          <w:lang w:val="ru-RU"/>
-        </w:rPr>
-        <w:tab/>
-      </w:r>
-      <w:r>
-        <w:rPr>
-          <w:sz w:val="24"/>
-          <w:szCs w:val="24"/>
-          <w:u w:val="single"/>
-          <w:lang w:val="ru-RU"/>
-        </w:rPr>
-        <w:tab/>
-      </w:r>
-      <w:r>
-        <w:rPr>
-          <w:sz w:val="24"/>
-          <w:szCs w:val="24"/>
-          <w:u w:val="single"/>
-          <w:lang w:val="ru-RU"/>
-        </w:rPr>
-        <w:tab/>
-      </w:r>
-      <w:r>
-        <w:rPr>
-          <w:sz w:val="24"/>
-          <w:szCs w:val="24"/>
-          <w:u w:val="single"/>
-          <w:lang w:val="ru-RU"/>
-        </w:rPr>
-        <w:tab/>
-      </w:r>
-      <w:r>
-        <w:rPr>
-          <w:sz w:val="24"/>
-          <w:szCs w:val="24"/>
-          <w:u w:val="single"/>
-          <w:lang w:val="ru-RU"/>
-        </w:rPr>
-        <w:tab/>
-      </w:r>
-      <w:r>
-        <w:rPr>
-          <w:sz w:val="24"/>
-          <w:szCs w:val="24"/>
-          <w:u w:val="single"/>
-          <w:lang w:val="ru-RU"/>
-        </w:rPr>
-        <w:tab/>
-      </w:r>
-      <w:r>
-        <w:rPr>
-          <w:sz w:val="24"/>
-          <w:szCs w:val="24"/>
-          <w:u w:val="single"/>
-          <w:lang w:val="ru-RU"/>
-        </w:rPr>
-        <w:tab/>
-      </w:r>
-      <w:r>
-        <w:rPr>
-          <w:sz w:val="24"/>
-          <w:szCs w:val="24"/>
-          <w:u w:val="single"/>
-          <w:lang w:val="ru-RU"/>
-        </w:rPr>
-        <w:tab/>
-      </w:r>
-      <w:r>
-        <w:rPr>
-          <w:sz w:val="24"/>
-          <w:szCs w:val="24"/>
-          <w:u w:val="single"/>
-          <w:lang w:val="ru-RU"/>
-        </w:rPr>
-        <w:tab/>
-      </w:r>
-      <w:r>
-        <w:rPr>
-          <w:sz w:val="24"/>
-          <w:szCs w:val="24"/>
-          <w:u w:val="single"/>
-          <w:lang w:val="ru-RU"/>
-        </w:rPr>
-        <w:tab/>
-      </w:r>
-      <w:r>
-        <w:rPr>
-          <w:sz w:val="24"/>
-          <w:szCs w:val="24"/>
-          <w:u w:val="single"/>
-          <w:lang w:val="ru-RU"/>
-        </w:rPr>
-        <w:tab/>
-      </w:r>
-      <w:r>
-        <w:rPr>
-          <w:sz w:val="24"/>
-          <w:szCs w:val="24"/>
-          <w:u w:val="single"/>
-          <w:lang w:val="ru-RU"/>
-        </w:rPr>
-        <w:tab/>
-      </w:r>
-      <w:r>
-        <w:rPr>
-          <w:sz w:val="24"/>
-          <w:szCs w:val="24"/>
-          <w:u w:val="single"/>
-          <w:lang w:val="ru-RU"/>
-        </w:rPr>
-        <w:tab/>
-      </w:r>
-      <w:r>
-        <w:rPr>
-          <w:sz w:val="24"/>
-          <w:szCs w:val="24"/>
-          <w:u w:val="single"/>
-          <w:lang w:val="ru-RU"/>
-        </w:rPr>
-        <w:tab/>
-      </w:r>
-      <w:r>
-        <w:rPr>
-          <w:sz w:val="24"/>
-          <w:szCs w:val="24"/>
-          <w:u w:val="single"/>
-          <w:lang w:val="ru-RU"/>
-        </w:rPr>
-        <w:t xml:space="preserve">                                                                                                                                                                                                                                                                                                                                                                                                                                                             </w:t>
-      </w:r>
-    </w:p>
-    <w:p>
-      <w:pPr>
-        <w:pStyle w:val="a2"/>
+          <w:sz w:val="24"/>
+          <w:szCs w:val="24"/>
+          <w:u w:val="single"/>
+          <w:lang w:val="ru-RU"/>
+        </w:rPr>
+      </w:pPr>
+      <w:r>
+        <w:rPr>
+          <w:b/>
+          <w:bCs/>
+          <w:sz w:val="24"/>
+          <w:szCs w:val="24"/>
+          <w:lang w:val="ru-RU"/>
+        </w:rPr>
+        <w:t>Отмеченные недостатки:</w:t>
+      </w:r>
+      <w:r>
+        <w:rPr>
+          <w:sz w:val="24"/>
+          <w:szCs w:val="24"/>
+          <w:u w:val="single"/>
+          <w:lang w:val="ru-RU"/>
+        </w:rPr>
+        <w:tab/>
+      </w:r>
+      <w:r>
+        <w:rPr>
+          <w:sz w:val="24"/>
+          <w:szCs w:val="24"/>
+          <w:u w:val="single"/>
+          <w:lang w:val="ru-RU"/>
+        </w:rPr>
+        <w:t>отдельные сравнительные выводы могли бы быть дополнены более подробными числовыми примерами. Описание программной реализации местами носит обзорный характер.</w:t>
+      </w:r>
+      <w:r>
+        <w:rPr>
+          <w:sz w:val="24"/>
+          <w:szCs w:val="24"/>
+          <w:u w:val="single"/>
+          <w:lang w:val="ru-RU"/>
+        </w:rPr>
+        <w:tab/>
+      </w:r>
+      <w:r>
+        <w:rPr>
+          <w:sz w:val="24"/>
+          <w:szCs w:val="24"/>
+          <w:u w:val="single"/>
+          <w:lang w:val="ru-RU"/>
+        </w:rPr>
+        <w:tab/>
+      </w:r>
+      <w:r>
+        <w:rPr>
+          <w:sz w:val="24"/>
+          <w:szCs w:val="24"/>
+          <w:u w:val="single"/>
+          <w:lang w:val="ru-RU"/>
+        </w:rPr>
+        <w:tab/>
+      </w:r>
+      <w:r>
+        <w:rPr>
+          <w:sz w:val="24"/>
+          <w:szCs w:val="24"/>
+          <w:u w:val="single"/>
+          <w:lang w:val="ru-RU"/>
+        </w:rPr>
+        <w:tab/>
+      </w:r>
+      <w:r>
+        <w:rPr>
+          <w:sz w:val="24"/>
+          <w:szCs w:val="24"/>
+          <w:u w:val="single"/>
+          <w:lang w:val="ru-RU"/>
+        </w:rPr>
+        <w:tab/>
+      </w:r>
+      <w:r>
+        <w:rPr>
+          <w:sz w:val="24"/>
+          <w:szCs w:val="24"/>
+          <w:u w:val="single"/>
+          <w:lang w:val="ru-RU"/>
+        </w:rPr>
+        <w:tab/>
+      </w:r>
+      <w:r>
+        <w:rPr>
+          <w:sz w:val="24"/>
+          <w:szCs w:val="24"/>
+          <w:u w:val="single"/>
+          <w:lang w:val="ru-RU"/>
+        </w:rPr>
+        <w:tab/>
+      </w:r>
+      <w:r>
+        <w:rPr>
+          <w:sz w:val="24"/>
+          <w:szCs w:val="24"/>
+          <w:u w:val="single"/>
+          <w:lang w:val="ru-RU"/>
+        </w:rPr>
+        <w:tab/>
+      </w:r>
+      <w:r>
+        <w:rPr>
+          <w:sz w:val="24"/>
+          <w:szCs w:val="24"/>
+          <w:u w:val="single"/>
+          <w:lang w:val="ru-RU"/>
+        </w:rPr>
+        <w:tab/>
+      </w:r>
+      <w:r>
+        <w:rPr>
+          <w:sz w:val="24"/>
+          <w:szCs w:val="24"/>
+          <w:u w:val="single"/>
+          <w:lang w:val="ru-RU"/>
+        </w:rPr>
+        <w:tab/>
+      </w:r>
+      <w:r>
+        <w:rPr>
+          <w:sz w:val="24"/>
+          <w:szCs w:val="24"/>
+          <w:u w:val="single"/>
+          <w:lang w:val="ru-RU"/>
+        </w:rPr>
+        <w:tab/>
+      </w:r>
+      <w:r>
+        <w:rPr>
+          <w:sz w:val="24"/>
+          <w:szCs w:val="24"/>
+          <w:u w:val="single"/>
+          <w:lang w:val="ru-RU"/>
+        </w:rPr>
+        <w:tab/>
+      </w:r>
+      <w:r>
+        <w:rPr>
+          <w:sz w:val="24"/>
+          <w:szCs w:val="24"/>
+          <w:u w:val="single"/>
+          <w:lang w:val="ru-RU"/>
+        </w:rPr>
+        <w:tab/>
+      </w:r>
+      <w:r>
+        <w:rPr>
+          <w:sz w:val="24"/>
+          <w:szCs w:val="24"/>
+          <w:u w:val="single"/>
+          <w:lang w:val="ru-RU"/>
+        </w:rPr>
+        <w:t xml:space="preserve">   </w:t>
+      </w:r>
+    </w:p>
+    <w:p>
+      <w:pPr>
+        <w:pStyle w:val="af0"/>
         <w:spacing w:line="360" w:lineRule="auto"/>
         <w:rPr>
-          <w:b/>
-          <w:u w:val="single"/>
-          <w:lang w:val="ru-RU"/>
-        </w:rPr>
-      </w:pPr>
-      <w:r>
-        <w:rPr>
-          <w:sz w:val="24"/>
-          <w:szCs w:val="24"/>
-          <w:u w:val="single"/>
-          <w:lang w:val="ru-RU"/>
-        </w:rPr>
-        <w:t xml:space="preserve">                                                                                                                                                                                                                                                                                                                         </w:t>
-      </w:r>
-      <w:bookmarkEnd w:id="1"/>
-      <w:r>
-        <w:rPr>
-          <w:sz w:val="24"/>
-          <w:szCs w:val="24"/>
-          <w:u w:val="single"/>
-          <w:lang w:val="ru-RU"/>
-        </w:rPr>
-        <w:t xml:space="preserve">                                                                                                                                                                </w:t>
-      </w:r>
-    </w:p>
-    <w:p>
-      <w:pPr>
-        <w:rPr>
-          <w:rFonts w:ascii="Times New Roman" w:hAnsi="Times New Roman"/>
-          <w:b/>
-        </w:rPr>
-      </w:pPr>
-    </w:p>
-    <w:p>
-      <w:pPr>
-        <w:pStyle w:val="a2"/>
+          <w:sz w:val="24"/>
+          <w:szCs w:val="24"/>
+          <w:u w:val="single"/>
+          <w:lang w:val="ru-RU"/>
+        </w:rPr>
+      </w:pPr>
+      <w:r>
+        <w:rPr>
+          <w:sz w:val="24"/>
+          <w:szCs w:val="24"/>
+          <w:u w:val="single"/>
+          <w:lang w:val="ru-RU"/>
+        </w:rPr>
+        <w:t xml:space="preserve">                                                                                                                       </w:t>
+      </w:r>
+    </w:p>
+    <w:p>
+      <w:pPr>
+        <w:pStyle w:val="af0"/>
         <w:spacing w:line="360" w:lineRule="auto"/>
-        <w:rPr>
-          <w:b/>
-          <w:u w:val="single"/>
-          <w:lang w:val="ru-RU"/>
-        </w:rPr>
-      </w:pPr>
-      <w:r>
-        <w:rPr>
-          <w:b/>
-          <w:bCs/>
-          <w:sz w:val="24"/>
-          <w:szCs w:val="24"/>
-          <w:lang w:val="ru-RU"/>
-        </w:rPr>
-        <w:t>Отмеченные недостатки:</w:t>
-      </w:r>
-      <w:r>
-        <w:rPr>
-          <w:sz w:val="24"/>
-          <w:szCs w:val="24"/>
-          <w:u w:val="single"/>
-          <w:lang w:val="ru-RU"/>
-        </w:rPr>
-        <w:tab/>
-      </w:r>
-      <w:r>
-        <w:rPr>
-          <w:sz w:val="24"/>
-          <w:szCs w:val="24"/>
-          <w:u w:val="single"/>
-          <w:lang w:val="ru-RU"/>
-        </w:rPr>
-        <w:tab/>
-      </w:r>
-      <w:r>
-        <w:rPr>
-          <w:sz w:val="24"/>
-          <w:szCs w:val="24"/>
-          <w:u w:val="single"/>
-          <w:lang w:val="ru-RU"/>
-        </w:rPr>
-        <w:tab/>
-      </w:r>
-      <w:r>
-        <w:rPr>
-          <w:sz w:val="24"/>
-          <w:szCs w:val="24"/>
-          <w:u w:val="single"/>
-          <w:lang w:val="ru-RU"/>
-        </w:rPr>
-        <w:tab/>
-      </w:r>
-      <w:r>
-        <w:rPr>
-          <w:sz w:val="24"/>
-          <w:szCs w:val="24"/>
-          <w:u w:val="single"/>
-          <w:lang w:val="ru-RU"/>
-        </w:rPr>
-        <w:tab/>
-      </w:r>
-      <w:r>
-        <w:rPr>
-          <w:sz w:val="24"/>
-          <w:szCs w:val="24"/>
-          <w:u w:val="single"/>
-          <w:lang w:val="ru-RU"/>
-        </w:rPr>
-        <w:tab/>
-      </w:r>
-      <w:r>
-        <w:rPr>
-          <w:sz w:val="24"/>
-          <w:szCs w:val="24"/>
-          <w:u w:val="single"/>
-          <w:lang w:val="ru-RU"/>
-        </w:rPr>
-        <w:tab/>
-      </w:r>
-      <w:r>
-        <w:rPr>
-          <w:sz w:val="24"/>
-          <w:szCs w:val="24"/>
-          <w:u w:val="single"/>
-          <w:lang w:val="ru-RU"/>
-        </w:rPr>
-        <w:tab/>
-      </w:r>
-      <w:r>
-        <w:rPr>
-          <w:sz w:val="24"/>
-          <w:szCs w:val="24"/>
-          <w:u w:val="single"/>
-          <w:lang w:val="ru-RU"/>
-        </w:rPr>
-        <w:tab/>
-      </w:r>
-      <w:r>
-        <w:rPr>
-          <w:sz w:val="24"/>
-          <w:szCs w:val="24"/>
-          <w:u w:val="single"/>
-          <w:lang w:val="ru-RU"/>
-        </w:rPr>
-        <w:tab/>
-      </w:r>
-      <w:r>
-        <w:rPr>
-          <w:sz w:val="24"/>
-          <w:szCs w:val="24"/>
-          <w:u w:val="single"/>
-          <w:lang w:val="ru-RU"/>
-        </w:rPr>
-        <w:tab/>
-      </w:r>
-      <w:r>
-        <w:rPr>
-          <w:sz w:val="24"/>
-          <w:szCs w:val="24"/>
-          <w:u w:val="single"/>
-          <w:lang w:val="ru-RU"/>
-        </w:rPr>
-        <w:tab/>
-      </w:r>
-      <w:r>
-        <w:rPr>
-          <w:sz w:val="24"/>
-          <w:szCs w:val="24"/>
-          <w:u w:val="single"/>
-          <w:lang w:val="ru-RU"/>
-        </w:rPr>
-        <w:tab/>
-      </w:r>
-      <w:r>
-        <w:rPr>
-          <w:sz w:val="24"/>
-          <w:szCs w:val="24"/>
-          <w:u w:val="single"/>
-          <w:lang w:val="ru-RU"/>
-        </w:rPr>
-        <w:tab/>
-      </w:r>
-      <w:r>
-        <w:rPr>
-          <w:sz w:val="24"/>
-          <w:szCs w:val="24"/>
-          <w:u w:val="single"/>
-          <w:lang w:val="ru-RU"/>
-        </w:rPr>
-        <w:tab/>
-      </w:r>
-      <w:r>
-        <w:rPr>
-          <w:sz w:val="24"/>
-          <w:szCs w:val="24"/>
-          <w:u w:val="single"/>
-          <w:lang w:val="ru-RU"/>
-        </w:rPr>
-        <w:tab/>
-      </w:r>
-      <w:r>
-        <w:rPr>
-          <w:sz w:val="24"/>
-          <w:szCs w:val="24"/>
-          <w:u w:val="single"/>
-          <w:lang w:val="ru-RU"/>
-        </w:rPr>
-        <w:tab/>
-      </w:r>
-      <w:r>
-        <w:rPr>
-          <w:sz w:val="24"/>
-          <w:szCs w:val="24"/>
-          <w:u w:val="single"/>
-          <w:lang w:val="ru-RU"/>
-        </w:rPr>
-        <w:tab/>
-      </w:r>
-      <w:r>
-        <w:rPr>
-          <w:sz w:val="24"/>
-          <w:szCs w:val="24"/>
-          <w:u w:val="single"/>
-          <w:lang w:val="ru-RU"/>
-        </w:rPr>
-        <w:tab/>
-      </w:r>
-      <w:r>
-        <w:rPr>
-          <w:sz w:val="24"/>
-          <w:szCs w:val="24"/>
-          <w:u w:val="single"/>
-          <w:lang w:val="ru-RU"/>
-        </w:rPr>
-        <w:tab/>
-      </w:r>
-      <w:r>
-        <w:rPr>
-          <w:sz w:val="24"/>
-          <w:szCs w:val="24"/>
-          <w:u w:val="single"/>
-          <w:lang w:val="ru-RU"/>
-        </w:rPr>
-        <w:tab/>
-      </w:r>
-      <w:r>
-        <w:rPr>
-          <w:sz w:val="24"/>
-          <w:szCs w:val="24"/>
-          <w:u w:val="single"/>
-          <w:lang w:val="ru-RU"/>
-        </w:rPr>
-        <w:tab/>
-      </w:r>
-      <w:r>
-        <w:rPr>
-          <w:sz w:val="24"/>
-          <w:szCs w:val="24"/>
-          <w:u w:val="single"/>
-          <w:lang w:val="ru-RU"/>
-        </w:rPr>
-        <w:tab/>
-      </w:r>
-      <w:r>
-        <w:rPr>
-          <w:sz w:val="24"/>
-          <w:szCs w:val="24"/>
-          <w:u w:val="single"/>
-          <w:lang w:val="ru-RU"/>
-        </w:rPr>
-        <w:tab/>
-      </w:r>
-      <w:r>
-        <w:rPr>
-          <w:sz w:val="24"/>
-          <w:szCs w:val="24"/>
-          <w:u w:val="single"/>
-          <w:lang w:val="ru-RU"/>
-        </w:rPr>
-        <w:tab/>
-      </w:r>
-      <w:r>
-        <w:rPr>
-          <w:sz w:val="24"/>
-          <w:szCs w:val="24"/>
-          <w:u w:val="single"/>
-          <w:lang w:val="ru-RU"/>
-        </w:rPr>
-        <w:t xml:space="preserve">                                                                                                                     </w:t>
-      </w:r>
-    </w:p>
-    <w:p>
-      <w:pPr>
-        <w:pStyle w:val="a2"/>
+        <w:jc w:val="both"/>
+        <w:rPr>
+          <w:lang w:val="ru-RU"/>
+        </w:rPr>
+      </w:pPr>
+      <w:r>
+        <w:rPr>
+          <w:b/>
+          <w:bCs/>
+          <w:sz w:val="24"/>
+          <w:szCs w:val="24"/>
+          <w:lang w:val="ru-RU"/>
+        </w:rPr>
+        <w:t>Заключение:</w:t>
+      </w:r>
+      <w:r>
+        <w:rPr>
+          <w:sz w:val="24"/>
+          <w:szCs w:val="24"/>
+          <w:u w:val="single"/>
+          <w:lang w:val="ru-RU"/>
+        </w:rPr>
+        <w:tab/>
+      </w:r>
+      <w:r>
+        <w:rPr>
+          <w:sz w:val="24"/>
+          <w:szCs w:val="24"/>
+          <w:u w:val="single"/>
+          <w:lang w:val="ru-RU"/>
+        </w:rPr>
+        <w:tab/>
+      </w:r>
+      <w:r>
+        <w:rPr>
+          <w:sz w:val="24"/>
+          <w:szCs w:val="24"/>
+          <w:u w:val="single"/>
+          <w:lang w:val="ru-RU"/>
+        </w:rPr>
+        <w:t>выпускная квалификационная работа Муханова Дмитрия Ильича соответствует требованиям, предъявляемым к выпускным квалификационным работам магистров, имеет теоретическую и практическую значимость, выполнена на достаточном научно-техническом уровне и заслуживает оценки «отлично». Автор заслуживает присвоения квалификации инженер-исследователь.</w:t>
+      </w:r>
+      <w:r>
+        <w:rPr>
+          <w:sz w:val="24"/>
+          <w:szCs w:val="24"/>
+          <w:u w:val="single"/>
+          <w:lang w:val="ru-RU"/>
+        </w:rPr>
+        <w:tab/>
+      </w:r>
+      <w:r>
+        <w:rPr>
+          <w:sz w:val="24"/>
+          <w:szCs w:val="24"/>
+          <w:u w:val="single"/>
+          <w:lang w:val="ru-RU"/>
+        </w:rPr>
+        <w:tab/>
+      </w:r>
+      <w:r>
+        <w:rPr>
+          <w:sz w:val="24"/>
+          <w:szCs w:val="24"/>
+          <w:u w:val="single"/>
+          <w:lang w:val="ru-RU"/>
+        </w:rPr>
+        <w:tab/>
+      </w:r>
+      <w:r>
+        <w:rPr>
+          <w:sz w:val="24"/>
+          <w:szCs w:val="24"/>
+          <w:u w:val="single"/>
+          <w:lang w:val="ru-RU"/>
+        </w:rPr>
+        <w:tab/>
+      </w:r>
+      <w:r>
+        <w:rPr>
+          <w:sz w:val="24"/>
+          <w:szCs w:val="24"/>
+          <w:u w:val="single"/>
+          <w:lang w:val="ru-RU"/>
+        </w:rPr>
+        <w:tab/>
+      </w:r>
+      <w:r>
+        <w:rPr>
+          <w:sz w:val="24"/>
+          <w:szCs w:val="24"/>
+          <w:u w:val="single"/>
+          <w:lang w:val="ru-RU"/>
+        </w:rPr>
+        <w:tab/>
+      </w:r>
+      <w:r>
+        <w:rPr>
+          <w:sz w:val="24"/>
+          <w:szCs w:val="24"/>
+          <w:u w:val="single"/>
+          <w:lang w:val="ru-RU"/>
+        </w:rPr>
+        <w:tab/>
+      </w:r>
+      <w:r>
+        <w:rPr>
+          <w:sz w:val="24"/>
+          <w:szCs w:val="24"/>
+          <w:u w:val="single"/>
+          <w:lang w:val="ru-RU"/>
+        </w:rPr>
+        <w:tab/>
+      </w:r>
+      <w:r>
+        <w:rPr>
+          <w:sz w:val="24"/>
+          <w:szCs w:val="24"/>
+          <w:u w:val="single"/>
+          <w:lang w:val="ru-RU"/>
+        </w:rPr>
+        <w:tab/>
+      </w:r>
+      <w:r>
+        <w:rPr>
+          <w:sz w:val="24"/>
+          <w:szCs w:val="24"/>
+          <w:u w:val="single"/>
+          <w:lang w:val="ru-RU"/>
+        </w:rPr>
+        <w:t xml:space="preserve"> </w:t>
+      </w:r>
+    </w:p>
+    <w:p>
+      <w:pPr>
+        <w:pStyle w:val="af0"/>
         <w:spacing w:line="360" w:lineRule="auto"/>
         <w:rPr>
           <w:b/>
@@ -2507,486 +2269,135 @@
     </w:p>
     <w:p>
       <w:pPr>
-        <w:pStyle w:val="a2"/>
+        <w:pStyle w:val="af0"/>
         <w:spacing w:line="360" w:lineRule="auto"/>
         <w:rPr>
-          <w:b/>
-          <w:u w:val="single"/>
-          <w:lang w:val="ru-RU"/>
-        </w:rPr>
-      </w:pPr>
-      <w:r>
-        <w:rPr>
-          <w:sz w:val="24"/>
-          <w:szCs w:val="24"/>
-          <w:u w:val="single"/>
-          <w:lang w:val="ru-RU"/>
-        </w:rPr>
-        <w:t xml:space="preserve">                                                                                                                                                                    </w:t>
-      </w:r>
-    </w:p>
-    <w:p>
-      <w:pPr>
-        <w:pStyle w:val="a2"/>
+          <w:lang w:val="ru-RU"/>
+        </w:rPr>
+      </w:pPr>
+    </w:p>
+    <w:p>
+      <w:pPr>
+        <w:pStyle w:val="af0"/>
         <w:spacing w:line="360" w:lineRule="auto"/>
         <w:rPr>
-          <w:b/>
-          <w:u w:val="single"/>
-          <w:lang w:val="ru-RU"/>
-        </w:rPr>
-      </w:pPr>
-      <w:r>
-        <w:rPr>
-          <w:sz w:val="24"/>
-          <w:szCs w:val="24"/>
-          <w:u w:val="single"/>
-          <w:lang w:val="ru-RU"/>
-        </w:rPr>
-        <w:t xml:space="preserve">                                                                                                                                                                    </w:t>
-      </w:r>
-    </w:p>
-    <w:p>
-      <w:pPr>
-        <w:pStyle w:val="a2"/>
-        <w:spacing w:line="360" w:lineRule="auto"/>
-        <w:rPr>
-          <w:b/>
-          <w:u w:val="single"/>
-          <w:lang w:val="ru-RU"/>
-        </w:rPr>
-      </w:pPr>
-      <w:r>
-        <w:rPr>
-          <w:sz w:val="24"/>
-          <w:szCs w:val="24"/>
-          <w:u w:val="single"/>
-          <w:lang w:val="ru-RU"/>
-        </w:rPr>
-        <w:t xml:space="preserve">                                                                                                                                                                    </w:t>
-      </w:r>
-    </w:p>
-    <w:p>
-      <w:pPr>
-        <w:rPr>
-          <w:rFonts w:ascii="Times New Roman" w:hAnsi="Times New Roman"/>
-          <w:b/>
-        </w:rPr>
-      </w:pPr>
-    </w:p>
-    <w:p>
-      <w:pPr>
-        <w:pStyle w:val="a2"/>
-        <w:spacing w:line="360" w:lineRule="auto"/>
-        <w:rPr>
-          <w:lang w:val="ru-RU"/>
-        </w:rPr>
-      </w:pPr>
-      <w:r>
-        <w:rPr>
-          <w:b/>
-          <w:bCs/>
-          <w:sz w:val="24"/>
-          <w:szCs w:val="24"/>
-          <w:lang w:val="ru-RU"/>
-        </w:rPr>
-        <w:t>Заключение:</w:t>
-      </w:r>
-      <w:r>
-        <w:rPr>
-          <w:sz w:val="24"/>
-          <w:szCs w:val="24"/>
-          <w:u w:val="single"/>
-          <w:lang w:val="ru-RU"/>
-        </w:rPr>
-        <w:tab/>
-      </w:r>
-      <w:r>
-        <w:rPr>
-          <w:sz w:val="24"/>
-          <w:szCs w:val="24"/>
-          <w:u w:val="single"/>
-          <w:lang w:val="ru-RU"/>
-        </w:rPr>
-        <w:tab/>
-      </w:r>
-      <w:r>
-        <w:rPr>
-          <w:sz w:val="24"/>
-          <w:szCs w:val="24"/>
-          <w:u w:val="single"/>
-          <w:lang w:val="ru-RU"/>
-        </w:rPr>
-        <w:tab/>
-      </w:r>
-      <w:r>
-        <w:rPr>
-          <w:sz w:val="24"/>
-          <w:szCs w:val="24"/>
-          <w:u w:val="single"/>
-          <w:lang w:val="ru-RU"/>
-        </w:rPr>
-        <w:tab/>
-      </w:r>
-      <w:r>
-        <w:rPr>
-          <w:sz w:val="24"/>
-          <w:szCs w:val="24"/>
-          <w:u w:val="single"/>
-          <w:lang w:val="ru-RU"/>
-        </w:rPr>
-        <w:tab/>
-      </w:r>
-      <w:r>
-        <w:rPr>
-          <w:sz w:val="24"/>
-          <w:szCs w:val="24"/>
-          <w:u w:val="single"/>
-          <w:lang w:val="ru-RU"/>
-        </w:rPr>
-        <w:tab/>
-      </w:r>
-      <w:r>
-        <w:rPr>
-          <w:sz w:val="24"/>
-          <w:szCs w:val="24"/>
-          <w:u w:val="single"/>
-          <w:lang w:val="ru-RU"/>
-        </w:rPr>
-        <w:tab/>
-      </w:r>
-      <w:r>
-        <w:rPr>
-          <w:sz w:val="24"/>
-          <w:szCs w:val="24"/>
-          <w:u w:val="single"/>
-          <w:lang w:val="ru-RU"/>
-        </w:rPr>
-        <w:tab/>
-      </w:r>
-      <w:r>
-        <w:rPr>
-          <w:sz w:val="24"/>
-          <w:szCs w:val="24"/>
-          <w:u w:val="single"/>
-          <w:lang w:val="ru-RU"/>
-        </w:rPr>
-        <w:tab/>
-      </w:r>
-      <w:r>
-        <w:rPr>
-          <w:sz w:val="24"/>
-          <w:szCs w:val="24"/>
-          <w:u w:val="single"/>
-          <w:lang w:val="ru-RU"/>
-        </w:rPr>
-        <w:tab/>
-      </w:r>
-      <w:r>
-        <w:rPr>
-          <w:sz w:val="24"/>
-          <w:szCs w:val="24"/>
-          <w:u w:val="single"/>
-          <w:lang w:val="ru-RU"/>
-        </w:rPr>
-        <w:tab/>
-      </w:r>
-      <w:r>
-        <w:rPr>
-          <w:sz w:val="24"/>
-          <w:szCs w:val="24"/>
-          <w:u w:val="single"/>
-          <w:lang w:val="ru-RU"/>
-        </w:rPr>
-        <w:tab/>
-      </w:r>
-      <w:r>
-        <w:rPr>
-          <w:sz w:val="24"/>
-          <w:szCs w:val="24"/>
-          <w:u w:val="single"/>
-          <w:lang w:val="ru-RU"/>
-        </w:rPr>
-        <w:tab/>
-      </w:r>
-      <w:r>
-        <w:rPr>
-          <w:sz w:val="24"/>
-          <w:szCs w:val="24"/>
-          <w:u w:val="single"/>
-          <w:lang w:val="ru-RU"/>
-        </w:rPr>
-        <w:tab/>
-      </w:r>
-      <w:r>
-        <w:rPr>
-          <w:sz w:val="24"/>
-          <w:szCs w:val="24"/>
-          <w:u w:val="single"/>
-          <w:lang w:val="ru-RU"/>
-        </w:rPr>
-        <w:tab/>
-      </w:r>
-      <w:r>
-        <w:rPr>
-          <w:sz w:val="24"/>
-          <w:szCs w:val="24"/>
-          <w:u w:val="single"/>
-          <w:lang w:val="ru-RU"/>
-        </w:rPr>
-        <w:tab/>
-      </w:r>
-      <w:r>
-        <w:rPr>
-          <w:sz w:val="24"/>
-          <w:szCs w:val="24"/>
-          <w:u w:val="single"/>
-          <w:lang w:val="ru-RU"/>
-        </w:rPr>
-        <w:tab/>
-      </w:r>
-      <w:r>
-        <w:rPr>
-          <w:sz w:val="24"/>
-          <w:szCs w:val="24"/>
-          <w:u w:val="single"/>
-          <w:lang w:val="ru-RU"/>
-        </w:rPr>
-        <w:tab/>
-      </w:r>
-      <w:r>
-        <w:rPr>
-          <w:sz w:val="24"/>
-          <w:szCs w:val="24"/>
-          <w:u w:val="single"/>
-          <w:lang w:val="ru-RU"/>
-        </w:rPr>
-        <w:tab/>
-      </w:r>
-      <w:r>
-        <w:rPr>
-          <w:sz w:val="24"/>
-          <w:szCs w:val="24"/>
-          <w:u w:val="single"/>
-          <w:lang w:val="ru-RU"/>
-        </w:rPr>
-        <w:tab/>
-      </w:r>
-      <w:r>
-        <w:rPr>
-          <w:sz w:val="24"/>
-          <w:szCs w:val="24"/>
-          <w:u w:val="single"/>
-          <w:lang w:val="ru-RU"/>
-        </w:rPr>
-        <w:tab/>
-      </w:r>
-      <w:r>
-        <w:rPr>
-          <w:sz w:val="24"/>
-          <w:szCs w:val="24"/>
-          <w:u w:val="single"/>
-          <w:lang w:val="ru-RU"/>
-        </w:rPr>
-        <w:tab/>
-      </w:r>
-      <w:r>
-        <w:rPr>
-          <w:sz w:val="24"/>
-          <w:szCs w:val="24"/>
-          <w:u w:val="single"/>
-          <w:lang w:val="ru-RU"/>
-        </w:rPr>
-        <w:tab/>
-      </w:r>
-      <w:r>
-        <w:rPr>
-          <w:sz w:val="24"/>
-          <w:szCs w:val="24"/>
-          <w:u w:val="single"/>
-          <w:lang w:val="ru-RU"/>
-        </w:rPr>
-        <w:tab/>
-      </w:r>
-      <w:r>
-        <w:rPr>
-          <w:sz w:val="24"/>
-          <w:szCs w:val="24"/>
-          <w:u w:val="single"/>
-          <w:lang w:val="ru-RU"/>
-        </w:rPr>
-        <w:tab/>
-      </w:r>
-      <w:r>
-        <w:rPr>
-          <w:sz w:val="24"/>
-          <w:szCs w:val="24"/>
-          <w:u w:val="single"/>
-          <w:lang w:val="ru-RU"/>
-        </w:rPr>
-        <w:tab/>
-      </w:r>
-      <w:r>
-        <w:rPr>
-          <w:b/>
-          <w:u w:val="single"/>
-          <w:lang w:val="ru-RU"/>
-        </w:rPr>
-        <w:tab/>
-      </w:r>
-      <w:r>
-        <w:rPr>
-          <w:sz w:val="24"/>
-          <w:szCs w:val="24"/>
-          <w:u w:val="single"/>
-          <w:lang w:val="ru-RU"/>
-        </w:rPr>
-        <w:t xml:space="preserve">                                                                                                                                             </w:t>
-      </w:r>
-    </w:p>
-    <w:p>
-      <w:pPr>
-        <w:pStyle w:val="a2"/>
-        <w:spacing w:line="360" w:lineRule="auto"/>
-        <w:rPr>
-          <w:b/>
-          <w:u w:val="single"/>
-          <w:lang w:val="ru-RU"/>
-        </w:rPr>
-      </w:pPr>
-      <w:r>
-        <w:rPr>
-          <w:sz w:val="24"/>
-          <w:szCs w:val="24"/>
-          <w:u w:val="single"/>
-          <w:lang w:val="ru-RU"/>
-        </w:rPr>
-        <w:t xml:space="preserve">                                                                                                                                                                    </w:t>
-      </w:r>
-    </w:p>
-    <w:p>
-      <w:pPr>
-        <w:pStyle w:val="a2"/>
-        <w:spacing w:line="360" w:lineRule="auto"/>
-        <w:rPr>
-          <w:b/>
-          <w:u w:val="single"/>
-          <w:lang w:val="ru-RU"/>
-        </w:rPr>
-      </w:pPr>
-      <w:r>
-        <w:rPr>
-          <w:sz w:val="24"/>
-          <w:szCs w:val="24"/>
-          <w:u w:val="single"/>
-          <w:lang w:val="ru-RU"/>
-        </w:rPr>
-        <w:t xml:space="preserve">                                                                                                                                                                    </w:t>
-      </w:r>
-    </w:p>
-    <w:p>
-      <w:pPr>
-        <w:pStyle w:val="a2"/>
-        <w:spacing w:line="360" w:lineRule="auto"/>
-        <w:rPr>
-          <w:sz w:val="24"/>
-          <w:szCs w:val="24"/>
-          <w:u w:val="single"/>
-          <w:lang w:val="ru-RU"/>
-        </w:rPr>
-      </w:pPr>
-      <w:r>
-        <w:rPr>
-          <w:sz w:val="24"/>
-          <w:szCs w:val="24"/>
-          <w:u w:val="single"/>
-          <w:lang w:val="ru-RU"/>
-        </w:rPr>
-        <w:t xml:space="preserve">                                                            </w:t>
-      </w:r>
-    </w:p>
-    <w:p>
-      <w:pPr>
-        <w:pStyle w:val="a2"/>
-        <w:spacing w:line="360" w:lineRule="auto"/>
-        <w:rPr>
-          <w:b/>
-          <w:u w:val="single"/>
-          <w:lang w:val="ru-RU"/>
-        </w:rPr>
-      </w:pPr>
-      <w:r>
-        <w:rPr>
-          <w:sz w:val="24"/>
-          <w:szCs w:val="24"/>
-          <w:u w:val="single"/>
-          <w:lang w:val="ru-RU"/>
-        </w:rPr>
-        <w:t xml:space="preserve">                                                                                                        </w:t>
-      </w:r>
-    </w:p>
-    <w:p>
-      <w:pPr>
-        <w:pStyle w:val="a2"/>
-        <w:spacing w:line="360" w:lineRule="auto"/>
-        <w:rPr>
-          <w:lang w:val="ru-RU"/>
-        </w:rPr>
-      </w:pPr>
-      <w:r>
-        <w:rPr>
-          <w:szCs w:val="24"/>
-          <w:u w:val="single"/>
-          <w:lang w:val="ru-RU"/>
-        </w:rPr>
-        <w:t xml:space="preserve">                                                                                                                                                                                                     </w:t>
-      </w:r>
-    </w:p>
-    <w:p>
-      <w:pPr>
-        <w:pStyle w:val="a2"/>
-        <w:spacing w:line="360" w:lineRule="auto"/>
-        <w:rPr>
-          <w:lang w:val="ru-RU"/>
-        </w:rPr>
-      </w:pPr>
-    </w:p>
-    <w:p>
-      <w:pPr>
-        <w:pStyle w:val="a2"/>
-        <w:spacing w:line="360" w:lineRule="auto"/>
-        <w:rPr>
-          <w:lang w:val="ru-RU"/>
-        </w:rPr>
-      </w:pPr>
-      <w:r>
-        <w:rPr>
-          <w:sz w:val="24"/>
-        </w:rPr>
-        <w:t xml:space="preserve">_____ _________ 2026 г.                 </w:t>
-      </w:r>
-      <w:r>
-        <w:rPr>
-          <w:sz w:val="24"/>
-        </w:rPr>
-        <w:tab/>
-      </w:r>
-      <w:r>
-        <w:rPr>
-          <w:sz w:val="24"/>
-        </w:rPr>
-        <w:tab/>
-      </w:r>
-      <w:r>
-        <w:rPr>
-          <w:sz w:val="24"/>
-        </w:rPr>
-        <w:t>Рецензент</w:t>
-      </w:r>
-      <w:r>
-        <w:rPr>
-          <w:sz w:val="24"/>
-        </w:rPr>
-        <w:t xml:space="preserve"> ______________________________</w:t>
+          <w:lang w:val="ru-RU"/>
+        </w:rPr>
+      </w:pPr>
+      <w:r>
+        <w:rPr>
+          <w:sz w:val="24"/>
+          <w:lang w:val="ru-RU"/>
+        </w:rPr>
+        <w:t>13</w:t>
+      </w:r>
+      <w:r>
+        <w:rPr>
+          <w:sz w:val="24"/>
+          <w:lang w:val="ru-RU"/>
+        </w:rPr>
+        <w:t xml:space="preserve"> </w:t>
+      </w:r>
+      <w:proofErr w:type="gramStart"/>
+      <w:r>
+        <w:rPr>
+          <w:sz w:val="24"/>
+          <w:lang w:val="ru-RU"/>
+        </w:rPr>
+        <w:t>июня</w:t>
+      </w:r>
+      <w:r>
+        <w:rPr>
+          <w:sz w:val="24"/>
+          <w:lang w:val="ru-RU"/>
+        </w:rPr>
+        <w:t xml:space="preserve"> </w:t>
+      </w:r>
+      <w:r>
+        <w:rPr>
+          <w:sz w:val="24"/>
+          <w:lang w:val="ru-RU"/>
+        </w:rPr>
+        <w:t xml:space="preserve"> </w:t>
+      </w:r>
+      <w:r>
+        <w:rPr>
+          <w:sz w:val="24"/>
+          <w:lang w:val="ru-RU"/>
+        </w:rPr>
+        <w:t>2026</w:t>
+      </w:r>
+      <w:proofErr w:type="gramEnd"/>
+      <w:r>
+        <w:rPr>
+          <w:sz w:val="24"/>
+          <w:lang w:val="ru-RU"/>
+        </w:rPr>
+        <w:t xml:space="preserve"> г.                 </w:t>
+      </w:r>
+      <w:r>
+        <w:rPr>
+          <w:sz w:val="24"/>
+          <w:lang w:val="ru-RU"/>
+        </w:rPr>
+        <w:tab/>
+      </w:r>
+      <w:r>
+        <w:rPr>
+          <w:sz w:val="24"/>
+          <w:lang w:val="ru-RU"/>
+        </w:rPr>
+        <w:tab/>
+        <w:t xml:space="preserve">Рецензент </w:t>
+      </w:r>
+      <w:r>
+        <w:rPr>
+          <w:sz w:val="24"/>
+          <w:lang w:val="ru-RU"/>
+        </w:rPr>
+        <w:t xml:space="preserve">     </w:t>
+      </w:r>
+      <w:r>
+        <w:rPr>
+          <w:sz w:val="24"/>
+          <w:lang w:val="ru-RU"/>
+        </w:rPr>
+        <w:t>____________________</w:t>
+      </w:r>
+      <w:r>
+        <w:rPr>
+          <w:lang w:val="ru-RU"/>
+        </w:rPr>
+        <w:t xml:space="preserve"> </w:t>
+      </w:r>
+      <w:r>
+        <w:rPr>
+          <w:lang w:val="ru-RU"/>
+        </w:rPr>
+        <w:t xml:space="preserve">     </w:t>
+      </w:r>
+      <w:proofErr w:type="spellStart"/>
+      <w:r>
+        <w:rPr>
+          <w:sz w:val="24"/>
+          <w:lang w:val="ru-RU"/>
+        </w:rPr>
+        <w:t>Мокряков</w:t>
+      </w:r>
+      <w:proofErr w:type="spellEnd"/>
+      <w:r>
+        <w:rPr>
+          <w:sz w:val="24"/>
+          <w:lang w:val="ru-RU"/>
+        </w:rPr>
+        <w:t xml:space="preserve"> А. В.</w:t>
+      </w:r>
+      <w:r>
+        <w:rPr>
+          <w:sz w:val="24"/>
+          <w:lang w:val="ru-RU"/>
+        </w:rPr>
+        <w:t xml:space="preserve"> </w:t>
       </w:r>
     </w:p>
     <w:p>
@@ -3009,37 +2420,17 @@
           <w:szCs w:val="24"/>
         </w:rPr>
         <w:tab/>
-      </w:r>
-      <w:r>
-        <w:rPr>
-          <w:rFonts w:ascii="Times New Roman" w:eastAsia="Times New Roman" w:hAnsi="Times New Roman" w:cs="Times New Roman"/>
-          <w:color w:val="000000"/>
-          <w:sz w:val="16"/>
-          <w:szCs w:val="24"/>
-        </w:rPr>
-        <w:tab/>
-      </w:r>
-      <w:r>
-        <w:rPr>
-          <w:rFonts w:ascii="Times New Roman" w:eastAsia="Times New Roman" w:hAnsi="Times New Roman" w:cs="Times New Roman"/>
-          <w:color w:val="000000"/>
-          <w:sz w:val="16"/>
-          <w:szCs w:val="24"/>
-        </w:rPr>
-        <w:tab/>
         <w:t>(подпись)</w:t>
       </w:r>
       <w:bookmarkStart w:id="2" w:name="_GoBack_Копия_4"/>
       <w:bookmarkEnd w:id="2"/>
     </w:p>
     <w:sectPr>
-      <w:type w:val="nextPage"/>
       <w:pgSz w:w="11906" w:h="16838"/>
       <w:pgMar w:top="664" w:right="618" w:bottom="282" w:left="1133" w:header="0" w:footer="0" w:gutter="0"/>
       <w:pgNumType w:start="6"/>
       <w:cols w:space="720"/>
       <w:formProt w:val="0"/>
-      <w:titlePg w:val="0"/>
       <w:docGrid w:linePitch="100" w:charSpace="4096"/>
     </w:sectPr>
   </w:body>
@@ -3047,7 +2438,7 @@
 </file>
 
 <file path=word/styles.xml><?xml version="1.0" encoding="utf-8"?>
-<w:styles xmlns:mc="http://schemas.openxmlformats.org/markup-compatibility/2006" xmlns:r="http://schemas.openxmlformats.org/officeDocument/2006/relationships" xmlns:w="http://schemas.openxmlformats.org/wordprocessingml/2006/main" xmlns:w14="http://schemas.microsoft.com/office/word/2010/wordml" xmlns:w15="http://schemas.microsoft.com/office/word/2012/wordml" mc:Ignorable="w14 w15">
+<w:styles xmlns:mc="http://schemas.openxmlformats.org/markup-compatibility/2006" xmlns:r="http://schemas.openxmlformats.org/officeDocument/2006/relationships" xmlns:w="http://schemas.openxmlformats.org/wordprocessingml/2006/main" xmlns:w14="http://schemas.microsoft.com/office/word/2010/wordml" xmlns:w15="http://schemas.microsoft.com/office/word/2012/wordml" xmlns:w16cex="http://schemas.microsoft.com/office/word/2018/wordml/cex" xmlns:w16cid="http://schemas.microsoft.com/office/word/2016/wordml/cid" xmlns:w16="http://schemas.microsoft.com/office/word/2018/wordml" xmlns:w16sdtdh="http://schemas.microsoft.com/office/word/2020/wordml/sdtdatahash" xmlns:w16se="http://schemas.microsoft.com/office/word/2015/wordml/symex" mc:Ignorable="w14 w15 w16se w16cid w16 w16cex w16sdtdh">
   <w:docDefaults>
     <w:rPrDefault>
       <w:rPr>
@@ -3435,13 +2826,13 @@
     <w:lsdException w:name="List Table 5 Dark Accent 6" w:uiPriority="50"/>
     <w:lsdException w:name="List Table 6 Colorful Accent 6" w:uiPriority="51"/>
     <w:lsdException w:name="List Table 7 Colorful Accent 6" w:uiPriority="52"/>
-    <w:lsdException w:name="Smart Link" w:semiHidden="1" w:unhideWhenUsed="1"/>
     <w:lsdException w:name="Mention" w:semiHidden="1" w:unhideWhenUsed="1"/>
     <w:lsdException w:name="Smart Hyperlink" w:semiHidden="1" w:unhideWhenUsed="1"/>
     <w:lsdException w:name="Hashtag" w:semiHidden="1" w:unhideWhenUsed="1"/>
     <w:lsdException w:name="Unresolved Mention" w:semiHidden="1" w:unhideWhenUsed="1"/>
+    <w:lsdException w:name="Smart Link" w:semiHidden="1" w:unhideWhenUsed="1"/>
   </w:latentStyles>
-  <w:style w:type="paragraph" w:default="1" w:styleId="Normal">
+  <w:style w:type="paragraph" w:default="1" w:styleId="a">
     <w:name w:val="Normal"/>
     <w:qFormat/>
     <w:rsid w:val="00764C0A"/>
@@ -3449,10 +2840,10 @@
       <w:spacing w:line="259" w:lineRule="auto"/>
     </w:pPr>
   </w:style>
-  <w:style w:type="paragraph" w:styleId="Heading1">
+  <w:style w:type="paragraph" w:styleId="1">
     <w:name w:val="heading 1"/>
-    <w:next w:val="Normal"/>
-    <w:link w:val="1"/>
+    <w:next w:val="a"/>
+    <w:link w:val="10"/>
     <w:uiPriority w:val="9"/>
     <w:unhideWhenUsed/>
     <w:qFormat/>
@@ -3472,13 +2863,13 @@
       <w:lang w:val="en-US" w:eastAsia="en-US"/>
     </w:rPr>
   </w:style>
-  <w:style w:type="character" w:default="1" w:styleId="DefaultParagraphFont">
+  <w:style w:type="character" w:default="1" w:styleId="a0">
     <w:name w:val="Default Paragraph Font"/>
     <w:uiPriority w:val="1"/>
     <w:semiHidden/>
     <w:unhideWhenUsed/>
   </w:style>
-  <w:style w:type="table" w:default="1" w:styleId="TableNormal">
+  <w:style w:type="table" w:default="1" w:styleId="a1">
     <w:name w:val="Normal Table"/>
     <w:uiPriority w:val="99"/>
     <w:semiHidden/>
@@ -3493,15 +2884,15 @@
       </w:tblCellMar>
     </w:tblPr>
   </w:style>
-  <w:style w:type="numbering" w:default="1" w:styleId="NoList">
+  <w:style w:type="numbering" w:default="1" w:styleId="a2">
     <w:name w:val="No List"/>
     <w:uiPriority w:val="99"/>
     <w:semiHidden/>
     <w:unhideWhenUsed/>
   </w:style>
-  <w:style w:type="character" w:styleId="CommentReference">
+  <w:style w:type="character" w:styleId="a3">
     <w:name w:val="annotation reference"/>
-    <w:basedOn w:val="DefaultParagraphFont"/>
+    <w:basedOn w:val="a0"/>
     <w:uiPriority w:val="99"/>
     <w:semiHidden/>
     <w:unhideWhenUsed/>
@@ -3512,10 +2903,10 @@
       <w:szCs w:val="16"/>
     </w:rPr>
   </w:style>
-  <w:style w:type="character" w:customStyle="1" w:styleId="a">
+  <w:style w:type="character" w:customStyle="1" w:styleId="a4">
     <w:name w:val="Текст примечания Знак"/>
-    <w:basedOn w:val="DefaultParagraphFont"/>
-    <w:link w:val="CommentText"/>
+    <w:basedOn w:val="a0"/>
+    <w:link w:val="a5"/>
     <w:uiPriority w:val="99"/>
     <w:qFormat/>
     <w:rsid w:val="00E874E8"/>
@@ -3524,10 +2915,10 @@
       <w:szCs w:val="20"/>
     </w:rPr>
   </w:style>
-  <w:style w:type="character" w:customStyle="1" w:styleId="a0">
+  <w:style w:type="character" w:customStyle="1" w:styleId="a6">
     <w:name w:val="Тема примечания Знак"/>
-    <w:basedOn w:val="a"/>
-    <w:link w:val="CommentSubject"/>
+    <w:basedOn w:val="a4"/>
+    <w:link w:val="a7"/>
     <w:uiPriority w:val="99"/>
     <w:semiHidden/>
     <w:qFormat/>
@@ -3539,10 +2930,10 @@
       <w:szCs w:val="20"/>
     </w:rPr>
   </w:style>
-  <w:style w:type="character" w:customStyle="1" w:styleId="a1">
+  <w:style w:type="character" w:customStyle="1" w:styleId="a8">
     <w:name w:val="Текст выноски Знак"/>
-    <w:basedOn w:val="DefaultParagraphFont"/>
-    <w:link w:val="BalloonText"/>
+    <w:basedOn w:val="a0"/>
+    <w:link w:val="a9"/>
     <w:uiPriority w:val="99"/>
     <w:semiHidden/>
     <w:qFormat/>
@@ -3553,10 +2944,10 @@
       <w:szCs w:val="16"/>
     </w:rPr>
   </w:style>
-  <w:style w:type="character" w:customStyle="1" w:styleId="1">
+  <w:style w:type="character" w:customStyle="1" w:styleId="10">
     <w:name w:val="Заголовок 1 Знак"/>
-    <w:basedOn w:val="DefaultParagraphFont"/>
-    <w:link w:val="Heading1"/>
+    <w:basedOn w:val="a0"/>
+    <w:link w:val="1"/>
     <w:uiPriority w:val="9"/>
     <w:qFormat/>
     <w:rsid w:val="007218A9"/>
@@ -3568,9 +2959,9 @@
       <w:lang w:val="en-US" w:eastAsia="en-US"/>
     </w:rPr>
   </w:style>
-  <w:style w:type="character" w:styleId="PlaceholderText">
+  <w:style w:type="character" w:styleId="aa">
     <w:name w:val="Placeholder Text"/>
-    <w:basedOn w:val="DefaultParagraphFont"/>
+    <w:basedOn w:val="a0"/>
     <w:uiPriority w:val="99"/>
     <w:semiHidden/>
     <w:qFormat/>
@@ -3590,10 +2981,10 @@
       <w:szCs w:val="18"/>
     </w:rPr>
   </w:style>
-  <w:style w:type="paragraph" w:styleId="Title">
+  <w:style w:type="paragraph" w:styleId="ab">
     <w:name w:val="Title"/>
-    <w:basedOn w:val="Normal"/>
-    <w:next w:val="BodyText"/>
+    <w:basedOn w:val="a"/>
+    <w:next w:val="ac"/>
     <w:qFormat/>
     <w:pPr>
       <w:keepNext/>
@@ -3605,23 +2996,23 @@
       <w:szCs w:val="28"/>
     </w:rPr>
   </w:style>
-  <w:style w:type="paragraph" w:styleId="BodyText">
+  <w:style w:type="paragraph" w:styleId="ac">
     <w:name w:val="Body Text"/>
-    <w:basedOn w:val="Normal"/>
+    <w:basedOn w:val="a"/>
     <w:pPr>
       <w:spacing w:after="140" w:line="276" w:lineRule="auto"/>
     </w:pPr>
   </w:style>
-  <w:style w:type="paragraph" w:styleId="List">
+  <w:style w:type="paragraph" w:styleId="ad">
     <w:name w:val="List"/>
-    <w:basedOn w:val="BodyText"/>
+    <w:basedOn w:val="ac"/>
     <w:rPr>
       <w:rFonts w:ascii="PT Astra Serif" w:hAnsi="PT Astra Serif" w:cs="Noto Sans Devanagari"/>
     </w:rPr>
   </w:style>
-  <w:style w:type="paragraph" w:styleId="Caption">
+  <w:style w:type="paragraph" w:styleId="ae">
     <w:name w:val="caption"/>
-    <w:basedOn w:val="Normal"/>
+    <w:basedOn w:val="a"/>
     <w:qFormat/>
     <w:pPr>
       <w:suppressLineNumbers/>
@@ -3635,9 +3026,9 @@
       <w:szCs w:val="24"/>
     </w:rPr>
   </w:style>
-  <w:style w:type="paragraph" w:styleId="IndexHeading">
+  <w:style w:type="paragraph" w:styleId="af">
     <w:name w:val="index heading"/>
-    <w:basedOn w:val="Normal"/>
+    <w:basedOn w:val="a"/>
     <w:qFormat/>
     <w:pPr>
       <w:suppressLineNumbers/>
@@ -3646,10 +3037,10 @@
       <w:rFonts w:ascii="PT Astra Serif" w:hAnsi="PT Astra Serif" w:cs="Noto Sans Devanagari"/>
     </w:rPr>
   </w:style>
-  <w:style w:type="paragraph" w:styleId="CommentText">
+  <w:style w:type="paragraph" w:styleId="a5">
     <w:name w:val="annotation text"/>
-    <w:basedOn w:val="Normal"/>
-    <w:link w:val="a"/>
+    <w:basedOn w:val="a"/>
+    <w:link w:val="a4"/>
     <w:uiPriority w:val="99"/>
     <w:unhideWhenUsed/>
     <w:qFormat/>
@@ -3662,11 +3053,11 @@
       <w:szCs w:val="20"/>
     </w:rPr>
   </w:style>
-  <w:style w:type="paragraph" w:styleId="CommentSubject">
+  <w:style w:type="paragraph" w:styleId="a7">
     <w:name w:val="annotation subject"/>
-    <w:basedOn w:val="CommentText"/>
-    <w:next w:val="CommentText"/>
-    <w:link w:val="a0"/>
+    <w:basedOn w:val="a5"/>
+    <w:next w:val="a5"/>
+    <w:link w:val="a6"/>
     <w:uiPriority w:val="99"/>
     <w:semiHidden/>
     <w:unhideWhenUsed/>
@@ -3677,10 +3068,10 @@
       <w:bCs/>
     </w:rPr>
   </w:style>
-  <w:style w:type="paragraph" w:styleId="BalloonText">
+  <w:style w:type="paragraph" w:styleId="a9">
     <w:name w:val="Balloon Text"/>
-    <w:basedOn w:val="Normal"/>
-    <w:link w:val="a1"/>
+    <w:basedOn w:val="a"/>
+    <w:link w:val="a8"/>
     <w:uiPriority w:val="99"/>
     <w:semiHidden/>
     <w:unhideWhenUsed/>
@@ -3697,7 +3088,7 @@
   </w:style>
   <w:style w:type="paragraph" w:customStyle="1" w:styleId="Style3">
     <w:name w:val="Style3"/>
-    <w:basedOn w:val="Normal"/>
+    <w:basedOn w:val="a"/>
     <w:qFormat/>
     <w:pPr>
       <w:widowControl w:val="0"/>
@@ -3710,7 +3101,7 @@
       <w:szCs w:val="24"/>
     </w:rPr>
   </w:style>
-  <w:style w:type="paragraph" w:customStyle="1" w:styleId="a2">
+  <w:style w:type="paragraph" w:customStyle="1" w:styleId="af0">
     <w:name w:val="Нормальный"/>
     <w:qFormat/>
     <w:rPr>
@@ -3733,17 +3124,17 @@
       <w:lang w:val="en-US"/>
     </w:rPr>
   </w:style>
-  <w:style w:type="paragraph" w:styleId="NoSpacing">
+  <w:style w:type="paragraph" w:styleId="af1">
     <w:name w:val="No Spacing"/>
     <w:uiPriority w:val="1"/>
     <w:qFormat/>
     <w:rPr>
-      <w:rFonts w:eastAsia="Times New Roman" w:asciiTheme="minorHAnsi" w:hAnsiTheme="minorHAnsi" w:cs="Times New Roman"/>
+      <w:rFonts w:asciiTheme="minorHAnsi" w:eastAsia="Times New Roman" w:hAnsiTheme="minorHAnsi" w:cs="Times New Roman"/>
     </w:rPr>
   </w:style>
   <w:style w:type="paragraph" w:customStyle="1" w:styleId="Style2">
     <w:name w:val="Style2"/>
-    <w:basedOn w:val="Normal"/>
+    <w:basedOn w:val="a"/>
     <w:rsid w:val="00C14005"/>
     <w:pPr>
       <w:widowControl w:val="0"/>
